--- a/5-人员管理/流程制度规范类文件/050108-人员入离职管理制度.docx
+++ b/5-人员管理/流程制度规范类文件/050108-人员入离职管理制度.docx
@@ -137,7 +137,7 @@
         <w:pStyle w:val="24"/>
         <w:bidi w:val="0"/>
       </w:pPr>
-      <w:bookmarkStart w:id="0" w:name="_Toc1612"/>
+      <w:bookmarkStart w:id="0" w:name="_Toc19366"/>
       <w:r>
         <w:rPr>
           <w:rFonts w:hint="eastAsia"/>
@@ -156,7 +156,7 @@
           <w:lang w:val="en-US"/>
         </w:rPr>
       </w:pPr>
-      <w:bookmarkStart w:id="1" w:name="_Toc13009"/>
+      <w:bookmarkStart w:id="1" w:name="_Toc21857"/>
       <w:r>
         <w:rPr>
           <w:rFonts w:hint="eastAsia"/>
@@ -1504,7 +1504,7 @@
               <w:rFonts w:hint="eastAsia" w:ascii="宋体" w:hAnsi="宋体" w:eastAsia="宋体" w:cs="宋体"/>
               <w:szCs w:val="24"/>
             </w:rPr>
-            <w:instrText xml:space="preserve"> HYPERLINK \l _Toc1612 </w:instrText>
+            <w:instrText xml:space="preserve"> HYPERLINK \l _Toc19366 </w:instrText>
           </w:r>
           <w:r>
             <w:rPr>
@@ -1527,7 +1527,7 @@
             <w:fldChar w:fldCharType="begin"/>
           </w:r>
           <w:r>
-            <w:instrText xml:space="preserve"> PAGEREF _Toc1612 \h </w:instrText>
+            <w:instrText xml:space="preserve"> PAGEREF _Toc19366 \h </w:instrText>
           </w:r>
           <w:r>
             <w:fldChar w:fldCharType="separate"/>
@@ -1565,7 +1565,7 @@
               <w:rFonts w:hint="eastAsia" w:ascii="宋体" w:hAnsi="宋体" w:eastAsia="宋体" w:cs="宋体"/>
               <w:szCs w:val="24"/>
             </w:rPr>
-            <w:instrText xml:space="preserve"> HYPERLINK \l _Toc13009 </w:instrText>
+            <w:instrText xml:space="preserve"> HYPERLINK \l _Toc21857 </w:instrText>
           </w:r>
           <w:r>
             <w:rPr>
@@ -1588,7 +1588,7 @@
             <w:fldChar w:fldCharType="begin"/>
           </w:r>
           <w:r>
-            <w:instrText xml:space="preserve"> PAGEREF _Toc13009 \h </w:instrText>
+            <w:instrText xml:space="preserve"> PAGEREF _Toc21857 \h </w:instrText>
           </w:r>
           <w:r>
             <w:fldChar w:fldCharType="separate"/>
@@ -1626,7 +1626,7 @@
               <w:rFonts w:hint="eastAsia" w:ascii="宋体" w:hAnsi="宋体" w:eastAsia="宋体" w:cs="宋体"/>
               <w:szCs w:val="24"/>
             </w:rPr>
-            <w:instrText xml:space="preserve"> HYPERLINK \l _Toc647 </w:instrText>
+            <w:instrText xml:space="preserve"> HYPERLINK \l _Toc28491 </w:instrText>
           </w:r>
           <w:r>
             <w:rPr>
@@ -1651,7 +1651,7 @@
             <w:fldChar w:fldCharType="begin"/>
           </w:r>
           <w:r>
-            <w:instrText xml:space="preserve"> PAGEREF _Toc647 \h </w:instrText>
+            <w:instrText xml:space="preserve"> PAGEREF _Toc28491 \h </w:instrText>
           </w:r>
           <w:r>
             <w:fldChar w:fldCharType="separate"/>
@@ -1689,7 +1689,7 @@
               <w:rFonts w:hint="eastAsia" w:ascii="宋体" w:hAnsi="宋体" w:eastAsia="宋体" w:cs="宋体"/>
               <w:szCs w:val="24"/>
             </w:rPr>
-            <w:instrText xml:space="preserve"> HYPERLINK \l _Toc2437 </w:instrText>
+            <w:instrText xml:space="preserve"> HYPERLINK \l _Toc239 </w:instrText>
           </w:r>
           <w:r>
             <w:rPr>
@@ -1721,7 +1721,7 @@
             <w:fldChar w:fldCharType="begin"/>
           </w:r>
           <w:r>
-            <w:instrText xml:space="preserve"> PAGEREF _Toc2437 \h </w:instrText>
+            <w:instrText xml:space="preserve"> PAGEREF _Toc239 \h </w:instrText>
           </w:r>
           <w:r>
             <w:fldChar w:fldCharType="separate"/>
@@ -1759,7 +1759,7 @@
               <w:rFonts w:hint="eastAsia" w:ascii="宋体" w:hAnsi="宋体" w:eastAsia="宋体" w:cs="宋体"/>
               <w:szCs w:val="24"/>
             </w:rPr>
-            <w:instrText xml:space="preserve"> HYPERLINK \l _Toc28758 </w:instrText>
+            <w:instrText xml:space="preserve"> HYPERLINK \l _Toc24521 </w:instrText>
           </w:r>
           <w:r>
             <w:rPr>
@@ -1782,7 +1782,7 @@
             <w:fldChar w:fldCharType="begin"/>
           </w:r>
           <w:r>
-            <w:instrText xml:space="preserve"> PAGEREF _Toc28758 \h </w:instrText>
+            <w:instrText xml:space="preserve"> PAGEREF _Toc24521 \h </w:instrText>
           </w:r>
           <w:r>
             <w:fldChar w:fldCharType="separate"/>
@@ -1820,7 +1820,7 @@
               <w:rFonts w:hint="eastAsia" w:ascii="宋体" w:hAnsi="宋体" w:eastAsia="宋体" w:cs="宋体"/>
               <w:szCs w:val="24"/>
             </w:rPr>
-            <w:instrText xml:space="preserve"> HYPERLINK \l _Toc28147 </w:instrText>
+            <w:instrText xml:space="preserve"> HYPERLINK \l _Toc12829 </w:instrText>
           </w:r>
           <w:r>
             <w:rPr>
@@ -1843,7 +1843,7 @@
             <w:fldChar w:fldCharType="begin"/>
           </w:r>
           <w:r>
-            <w:instrText xml:space="preserve"> PAGEREF _Toc28147 \h </w:instrText>
+            <w:instrText xml:space="preserve"> PAGEREF _Toc12829 \h </w:instrText>
           </w:r>
           <w:r>
             <w:fldChar w:fldCharType="separate"/>
@@ -1881,7 +1881,7 @@
               <w:rFonts w:hint="eastAsia" w:ascii="宋体" w:hAnsi="宋体" w:eastAsia="宋体" w:cs="宋体"/>
               <w:szCs w:val="24"/>
             </w:rPr>
-            <w:instrText xml:space="preserve"> HYPERLINK \l _Toc11932 </w:instrText>
+            <w:instrText xml:space="preserve"> HYPERLINK \l _Toc12267 </w:instrText>
           </w:r>
           <w:r>
             <w:rPr>
@@ -1918,7 +1918,7 @@
             <w:fldChar w:fldCharType="begin"/>
           </w:r>
           <w:r>
-            <w:instrText xml:space="preserve"> PAGEREF _Toc11932 \h </w:instrText>
+            <w:instrText xml:space="preserve"> PAGEREF _Toc12267 \h </w:instrText>
           </w:r>
           <w:r>
             <w:fldChar w:fldCharType="separate"/>
@@ -1956,7 +1956,7 @@
               <w:rFonts w:hint="eastAsia" w:ascii="宋体" w:hAnsi="宋体" w:eastAsia="宋体" w:cs="宋体"/>
               <w:szCs w:val="24"/>
             </w:rPr>
-            <w:instrText xml:space="preserve"> HYPERLINK \l _Toc4372 </w:instrText>
+            <w:instrText xml:space="preserve"> HYPERLINK \l _Toc21456 </w:instrText>
           </w:r>
           <w:r>
             <w:rPr>
@@ -1979,7 +1979,7 @@
             <w:fldChar w:fldCharType="begin"/>
           </w:r>
           <w:r>
-            <w:instrText xml:space="preserve"> PAGEREF _Toc4372 \h </w:instrText>
+            <w:instrText xml:space="preserve"> PAGEREF _Toc21456 \h </w:instrText>
           </w:r>
           <w:r>
             <w:fldChar w:fldCharType="separate"/>
@@ -2017,7 +2017,7 @@
               <w:rFonts w:hint="eastAsia" w:ascii="宋体" w:hAnsi="宋体" w:eastAsia="宋体" w:cs="宋体"/>
               <w:szCs w:val="24"/>
             </w:rPr>
-            <w:instrText xml:space="preserve"> HYPERLINK \l _Toc18823 </w:instrText>
+            <w:instrText xml:space="preserve"> HYPERLINK \l _Toc23844 </w:instrText>
           </w:r>
           <w:r>
             <w:rPr>
@@ -2040,7 +2040,7 @@
             <w:fldChar w:fldCharType="begin"/>
           </w:r>
           <w:r>
-            <w:instrText xml:space="preserve"> PAGEREF _Toc18823 \h </w:instrText>
+            <w:instrText xml:space="preserve"> PAGEREF _Toc23844 \h </w:instrText>
           </w:r>
           <w:r>
             <w:fldChar w:fldCharType="separate"/>
@@ -2078,7 +2078,7 @@
               <w:rFonts w:hint="eastAsia" w:ascii="宋体" w:hAnsi="宋体" w:eastAsia="宋体" w:cs="宋体"/>
               <w:szCs w:val="24"/>
             </w:rPr>
-            <w:instrText xml:space="preserve"> HYPERLINK \l _Toc22796 </w:instrText>
+            <w:instrText xml:space="preserve"> HYPERLINK \l _Toc15179 </w:instrText>
           </w:r>
           <w:r>
             <w:rPr>
@@ -2101,7 +2101,7 @@
             <w:fldChar w:fldCharType="begin"/>
           </w:r>
           <w:r>
-            <w:instrText xml:space="preserve"> PAGEREF _Toc22796 \h </w:instrText>
+            <w:instrText xml:space="preserve"> PAGEREF _Toc15179 \h </w:instrText>
           </w:r>
           <w:r>
             <w:fldChar w:fldCharType="separate"/>
@@ -2139,7 +2139,7 @@
               <w:rFonts w:hint="eastAsia" w:ascii="宋体" w:hAnsi="宋体" w:eastAsia="宋体" w:cs="宋体"/>
               <w:szCs w:val="24"/>
             </w:rPr>
-            <w:instrText xml:space="preserve"> HYPERLINK \l _Toc13971 </w:instrText>
+            <w:instrText xml:space="preserve"> HYPERLINK \l _Toc26337 </w:instrText>
           </w:r>
           <w:r>
             <w:rPr>
@@ -2162,7 +2162,7 @@
             <w:fldChar w:fldCharType="begin"/>
           </w:r>
           <w:r>
-            <w:instrText xml:space="preserve"> PAGEREF _Toc13971 \h </w:instrText>
+            <w:instrText xml:space="preserve"> PAGEREF _Toc26337 \h </w:instrText>
           </w:r>
           <w:r>
             <w:fldChar w:fldCharType="separate"/>
@@ -2200,7 +2200,7 @@
               <w:rFonts w:hint="eastAsia" w:ascii="宋体" w:hAnsi="宋体" w:eastAsia="宋体" w:cs="宋体"/>
               <w:szCs w:val="24"/>
             </w:rPr>
-            <w:instrText xml:space="preserve"> HYPERLINK \l _Toc5548 </w:instrText>
+            <w:instrText xml:space="preserve"> HYPERLINK \l _Toc13491 </w:instrText>
           </w:r>
           <w:r>
             <w:rPr>
@@ -2223,7 +2223,7 @@
             <w:fldChar w:fldCharType="begin"/>
           </w:r>
           <w:r>
-            <w:instrText xml:space="preserve"> PAGEREF _Toc5548 \h </w:instrText>
+            <w:instrText xml:space="preserve"> PAGEREF _Toc13491 \h </w:instrText>
           </w:r>
           <w:r>
             <w:fldChar w:fldCharType="separate"/>
@@ -2261,7 +2261,7 @@
               <w:rFonts w:hint="eastAsia" w:ascii="宋体" w:hAnsi="宋体" w:eastAsia="宋体" w:cs="宋体"/>
               <w:szCs w:val="24"/>
             </w:rPr>
-            <w:instrText xml:space="preserve"> HYPERLINK \l _Toc32136 </w:instrText>
+            <w:instrText xml:space="preserve"> HYPERLINK \l _Toc12652 </w:instrText>
           </w:r>
           <w:r>
             <w:rPr>
@@ -2284,7 +2284,7 @@
             <w:fldChar w:fldCharType="begin"/>
           </w:r>
           <w:r>
-            <w:instrText xml:space="preserve"> PAGEREF _Toc32136 \h </w:instrText>
+            <w:instrText xml:space="preserve"> PAGEREF _Toc12652 \h </w:instrText>
           </w:r>
           <w:r>
             <w:fldChar w:fldCharType="separate"/>
@@ -2322,7 +2322,7 @@
               <w:rFonts w:hint="eastAsia" w:ascii="宋体" w:hAnsi="宋体" w:eastAsia="宋体" w:cs="宋体"/>
               <w:szCs w:val="24"/>
             </w:rPr>
-            <w:instrText xml:space="preserve"> HYPERLINK \l _Toc12781 </w:instrText>
+            <w:instrText xml:space="preserve"> HYPERLINK \l _Toc16608 </w:instrText>
           </w:r>
           <w:r>
             <w:rPr>
@@ -2345,7 +2345,7 @@
             <w:fldChar w:fldCharType="begin"/>
           </w:r>
           <w:r>
-            <w:instrText xml:space="preserve"> PAGEREF _Toc12781 \h </w:instrText>
+            <w:instrText xml:space="preserve"> PAGEREF _Toc16608 \h </w:instrText>
           </w:r>
           <w:r>
             <w:fldChar w:fldCharType="separate"/>
@@ -2383,7 +2383,7 @@
               <w:rFonts w:hint="eastAsia" w:ascii="宋体" w:hAnsi="宋体" w:eastAsia="宋体" w:cs="宋体"/>
               <w:szCs w:val="24"/>
             </w:rPr>
-            <w:instrText xml:space="preserve"> HYPERLINK \l _Toc7813 </w:instrText>
+            <w:instrText xml:space="preserve"> HYPERLINK \l _Toc6425 </w:instrText>
           </w:r>
           <w:r>
             <w:rPr>
@@ -2406,7 +2406,7 @@
             <w:fldChar w:fldCharType="begin"/>
           </w:r>
           <w:r>
-            <w:instrText xml:space="preserve"> PAGEREF _Toc7813 \h </w:instrText>
+            <w:instrText xml:space="preserve"> PAGEREF _Toc6425 \h </w:instrText>
           </w:r>
           <w:r>
             <w:fldChar w:fldCharType="separate"/>
@@ -2444,7 +2444,7 @@
               <w:rFonts w:hint="eastAsia" w:ascii="宋体" w:hAnsi="宋体" w:eastAsia="宋体" w:cs="宋体"/>
               <w:szCs w:val="24"/>
             </w:rPr>
-            <w:instrText xml:space="preserve"> HYPERLINK \l _Toc4689 </w:instrText>
+            <w:instrText xml:space="preserve"> HYPERLINK \l _Toc30310 </w:instrText>
           </w:r>
           <w:r>
             <w:rPr>
@@ -2467,7 +2467,7 @@
             <w:fldChar w:fldCharType="begin"/>
           </w:r>
           <w:r>
-            <w:instrText xml:space="preserve"> PAGEREF _Toc4689 \h </w:instrText>
+            <w:instrText xml:space="preserve"> PAGEREF _Toc30310 \h </w:instrText>
           </w:r>
           <w:r>
             <w:fldChar w:fldCharType="separate"/>
@@ -2505,7 +2505,7 @@
               <w:rFonts w:hint="eastAsia" w:ascii="宋体" w:hAnsi="宋体" w:eastAsia="宋体" w:cs="宋体"/>
               <w:szCs w:val="24"/>
             </w:rPr>
-            <w:instrText xml:space="preserve"> HYPERLINK \l _Toc17759 </w:instrText>
+            <w:instrText xml:space="preserve"> HYPERLINK \l _Toc32645 </w:instrText>
           </w:r>
           <w:r>
             <w:rPr>
@@ -2519,7 +2519,7 @@
               <w:rFonts w:hint="default"/>
               <w:lang w:val="en-US" w:eastAsia="zh-CN"/>
             </w:rPr>
-            <w:t>5.5. 6.5 特殊情况处理</w:t>
+            <w:t>5.5. 特殊情况处理</w:t>
           </w:r>
           <w:r>
             <w:tab/>
@@ -2528,7 +2528,7 @@
             <w:fldChar w:fldCharType="begin"/>
           </w:r>
           <w:r>
-            <w:instrText xml:space="preserve"> PAGEREF _Toc17759 \h </w:instrText>
+            <w:instrText xml:space="preserve"> PAGEREF _Toc32645 \h </w:instrText>
           </w:r>
           <w:r>
             <w:fldChar w:fldCharType="separate"/>
@@ -2566,7 +2566,7 @@
               <w:rFonts w:hint="eastAsia" w:ascii="宋体" w:hAnsi="宋体" w:eastAsia="宋体" w:cs="宋体"/>
               <w:szCs w:val="24"/>
             </w:rPr>
-            <w:instrText xml:space="preserve"> HYPERLINK \l _Toc3924 </w:instrText>
+            <w:instrText xml:space="preserve"> HYPERLINK \l _Toc18496 </w:instrText>
           </w:r>
           <w:r>
             <w:rPr>
@@ -2589,7 +2589,7 @@
             <w:fldChar w:fldCharType="begin"/>
           </w:r>
           <w:r>
-            <w:instrText xml:space="preserve"> PAGEREF _Toc3924 \h </w:instrText>
+            <w:instrText xml:space="preserve"> PAGEREF _Toc18496 \h </w:instrText>
           </w:r>
           <w:r>
             <w:fldChar w:fldCharType="separate"/>
@@ -2627,7 +2627,7 @@
               <w:rFonts w:hint="eastAsia" w:ascii="宋体" w:hAnsi="宋体" w:eastAsia="宋体" w:cs="宋体"/>
               <w:szCs w:val="24"/>
             </w:rPr>
-            <w:instrText xml:space="preserve"> HYPERLINK \l _Toc7372 </w:instrText>
+            <w:instrText xml:space="preserve"> HYPERLINK \l _Toc11320 </w:instrText>
           </w:r>
           <w:r>
             <w:rPr>
@@ -2657,7 +2657,7 @@
             <w:fldChar w:fldCharType="begin"/>
           </w:r>
           <w:r>
-            <w:instrText xml:space="preserve"> PAGEREF _Toc7372 \h </w:instrText>
+            <w:instrText xml:space="preserve"> PAGEREF _Toc11320 \h </w:instrText>
           </w:r>
           <w:r>
             <w:fldChar w:fldCharType="separate"/>
@@ -2743,7 +2743,7 @@
         <w:pStyle w:val="28"/>
         <w:bidi w:val="0"/>
       </w:pPr>
-      <w:bookmarkStart w:id="2" w:name="_Toc647"/>
+      <w:bookmarkStart w:id="2" w:name="_Toc28491"/>
       <w:r>
         <w:t>目的</w:t>
       </w:r>
@@ -2763,7 +2763,7 @@
         <w:pStyle w:val="28"/>
         <w:bidi w:val="0"/>
       </w:pPr>
-      <w:bookmarkStart w:id="3" w:name="_Toc2437"/>
+      <w:bookmarkStart w:id="3" w:name="_Toc239"/>
       <w:r>
         <w:rPr>
           <w:rFonts w:hint="eastAsia"/>
@@ -2814,7 +2814,7 @@
           <w:lang w:val="en-US" w:eastAsia="zh-CN"/>
         </w:rPr>
       </w:pPr>
-      <w:bookmarkStart w:id="4" w:name="_Toc28758"/>
+      <w:bookmarkStart w:id="4" w:name="_Toc24521"/>
       <w:bookmarkStart w:id="5" w:name="_Toc17424"/>
       <w:r>
         <w:rPr>
@@ -2834,7 +2834,7 @@
           <w:lang w:val="en-US" w:eastAsia="zh-CN"/>
         </w:rPr>
       </w:pPr>
-      <w:bookmarkStart w:id="6" w:name="_Toc28147"/>
+      <w:bookmarkStart w:id="6" w:name="_Toc12829"/>
       <w:r>
         <w:rPr>
           <w:rFonts w:hint="default"/>
@@ -2955,7 +2955,7 @@
           <w:lang w:val="en-US" w:eastAsia="zh-CN"/>
         </w:rPr>
       </w:pPr>
-      <w:bookmarkStart w:id="7" w:name="_Toc11932"/>
+      <w:bookmarkStart w:id="7" w:name="_Toc12267"/>
       <w:r>
         <w:rPr>
           <w:rFonts w:hint="eastAsia"/>
@@ -3066,7 +3066,7 @@
           <w:lang w:val="en-US" w:eastAsia="zh-CN"/>
         </w:rPr>
       </w:pPr>
-      <w:bookmarkStart w:id="8" w:name="_Toc4372"/>
+      <w:bookmarkStart w:id="8" w:name="_Toc21456"/>
       <w:r>
         <w:rPr>
           <w:rFonts w:hint="default"/>
@@ -3085,7 +3085,7 @@
           <w:lang w:val="en-US" w:eastAsia="zh-CN"/>
         </w:rPr>
       </w:pPr>
-      <w:bookmarkStart w:id="9" w:name="_Toc18823"/>
+      <w:bookmarkStart w:id="9" w:name="_Toc23844"/>
       <w:r>
         <w:rPr>
           <w:rFonts w:hint="default"/>
@@ -3138,7 +3138,7 @@
           <w:lang w:val="en-US" w:eastAsia="zh-CN"/>
         </w:rPr>
       </w:pPr>
-      <w:bookmarkStart w:id="10" w:name="_Toc22796"/>
+      <w:bookmarkStart w:id="10" w:name="_Toc15179"/>
       <w:r>
         <w:rPr>
           <w:rFonts w:hint="default"/>
@@ -3208,7 +3208,7 @@
           <w:lang w:val="en-US" w:eastAsia="zh-CN"/>
         </w:rPr>
       </w:pPr>
-      <w:bookmarkStart w:id="11" w:name="_Toc13971"/>
+      <w:bookmarkStart w:id="11" w:name="_Toc26337"/>
       <w:r>
         <w:rPr>
           <w:rFonts w:hint="default"/>
@@ -3261,7 +3261,7 @@
           <w:lang w:val="en-US" w:eastAsia="zh-CN"/>
         </w:rPr>
       </w:pPr>
-      <w:bookmarkStart w:id="12" w:name="_Toc5548"/>
+      <w:bookmarkStart w:id="12" w:name="_Toc13491"/>
       <w:r>
         <w:rPr>
           <w:rFonts w:hint="default"/>
@@ -3280,7 +3280,7 @@
           <w:lang w:val="en-US" w:eastAsia="zh-CN"/>
         </w:rPr>
       </w:pPr>
-      <w:bookmarkStart w:id="13" w:name="_Toc32136"/>
+      <w:bookmarkStart w:id="13" w:name="_Toc12652"/>
       <w:r>
         <w:rPr>
           <w:rFonts w:hint="default"/>
@@ -3367,7 +3367,7 @@
           <w:lang w:val="en-US" w:eastAsia="zh-CN"/>
         </w:rPr>
       </w:pPr>
-      <w:bookmarkStart w:id="14" w:name="_Toc12781"/>
+      <w:bookmarkStart w:id="14" w:name="_Toc16608"/>
       <w:r>
         <w:rPr>
           <w:rFonts w:hint="default"/>
@@ -3437,7 +3437,7 @@
           <w:lang w:val="en-US" w:eastAsia="zh-CN"/>
         </w:rPr>
       </w:pPr>
-      <w:bookmarkStart w:id="15" w:name="_Toc7813"/>
+      <w:bookmarkStart w:id="15" w:name="_Toc6425"/>
       <w:r>
         <w:rPr>
           <w:rFonts w:hint="default"/>
@@ -3507,7 +3507,7 @@
           <w:lang w:val="en-US" w:eastAsia="zh-CN"/>
         </w:rPr>
       </w:pPr>
-      <w:bookmarkStart w:id="16" w:name="_Toc4689"/>
+      <w:bookmarkStart w:id="16" w:name="_Toc30310"/>
       <w:r>
         <w:rPr>
           <w:rFonts w:hint="default"/>
@@ -3577,13 +3577,13 @@
           <w:lang w:val="en-US" w:eastAsia="zh-CN"/>
         </w:rPr>
       </w:pPr>
-      <w:bookmarkStart w:id="17" w:name="_Toc17759"/>
-      <w:r>
-        <w:rPr>
-          <w:rFonts w:hint="default"/>
-          <w:lang w:val="en-US" w:eastAsia="zh-CN"/>
-        </w:rPr>
-        <w:t>6.5 特殊情况处理</w:t>
+      <w:bookmarkStart w:id="17" w:name="_Toc32645"/>
+      <w:r>
+        <w:rPr>
+          <w:rFonts w:hint="default"/>
+          <w:lang w:val="en-US" w:eastAsia="zh-CN"/>
+        </w:rPr>
+        <w:t>特殊情况处理</w:t>
       </w:r>
       <w:bookmarkEnd w:id="17"/>
     </w:p>
@@ -3613,7 +3613,7 @@
           <w:lang w:val="en-US" w:eastAsia="zh-CN"/>
         </w:rPr>
       </w:pPr>
-      <w:bookmarkStart w:id="18" w:name="_Toc3924"/>
+      <w:bookmarkStart w:id="18" w:name="_Toc18496"/>
       <w:r>
         <w:rPr>
           <w:rFonts w:hint="default"/>
@@ -3701,7 +3701,7 @@
           <w:lang w:val="en-US" w:eastAsia="zh-CN"/>
         </w:rPr>
       </w:pPr>
-      <w:bookmarkStart w:id="19" w:name="_Toc7372"/>
+      <w:bookmarkStart w:id="19" w:name="_Toc11320"/>
       <w:r>
         <w:rPr>
           <w:rStyle w:val="38"/>
